--- a/klagomål/A 41001-2026 FSC-klagomål.docx
+++ b/klagomål/A 41001-2026 FSC-klagomål.docx
@@ -820,7 +820,7 @@
     <w:r>
       <w:tab/>
       <w:tab/>
-      <w:t>2026-10-03</w:t>
+      <w:t>2026-10-04</w:t>
       <w:br/>
       <w:br/>
     </w:r>

--- a/klagomål/A 41001-2026 FSC-klagomål.docx
+++ b/klagomål/A 41001-2026 FSC-klagomål.docx
@@ -820,7 +820,7 @@
     <w:r>
       <w:tab/>
       <w:tab/>
-      <w:t>2026-10-04</w:t>
+      <w:t>2026-10-05</w:t>
       <w:br/>
       <w:br/>
     </w:r>

--- a/klagomål/A 41001-2026 FSC-klagomål.docx
+++ b/klagomål/A 41001-2026 FSC-klagomål.docx
@@ -820,7 +820,7 @@
     <w:r>
       <w:tab/>
       <w:tab/>
-      <w:t>2026-10-05</w:t>
+      <w:t>2026-10-06</w:t>
       <w:br/>
       <w:br/>
     </w:r>

--- a/klagomål/A 41001-2026 FSC-klagomål.docx
+++ b/klagomål/A 41001-2026 FSC-klagomål.docx
@@ -820,7 +820,7 @@
     <w:r>
       <w:tab/>
       <w:tab/>
-      <w:t>2026-10-06</w:t>
+      <w:t>2026-10-07</w:t>
       <w:br/>
       <w:br/>
     </w:r>

--- a/klagomål/A 41001-2026 FSC-klagomål.docx
+++ b/klagomål/A 41001-2026 FSC-klagomål.docx
@@ -820,7 +820,7 @@
     <w:r>
       <w:tab/>
       <w:tab/>
-      <w:t>2026-10-07</w:t>
+      <w:t>2026-10-08</w:t>
       <w:br/>
       <w:br/>
     </w:r>

--- a/klagomål/A 41001-2026 FSC-klagomål.docx
+++ b/klagomål/A 41001-2026 FSC-klagomål.docx
@@ -820,7 +820,7 @@
     <w:r>
       <w:tab/>
       <w:tab/>
-      <w:t>2026-10-08</w:t>
+      <w:t>2026-10-09</w:t>
       <w:br/>
       <w:br/>
     </w:r>

--- a/klagomål/A 41001-2026 FSC-klagomål.docx
+++ b/klagomål/A 41001-2026 FSC-klagomål.docx
@@ -820,7 +820,7 @@
     <w:r>
       <w:tab/>
       <w:tab/>
-      <w:t>2026-10-09</w:t>
+      <w:t>2026-10-10</w:t>
       <w:br/>
       <w:br/>
     </w:r>

--- a/klagomål/A 41001-2026 FSC-klagomål.docx
+++ b/klagomål/A 41001-2026 FSC-klagomål.docx
@@ -820,7 +820,7 @@
     <w:r>
       <w:tab/>
       <w:tab/>
-      <w:t>2026-10-10</w:t>
+      <w:t>2026-10-11</w:t>
       <w:br/>
       <w:br/>
     </w:r>

--- a/klagomål/A 41001-2026 FSC-klagomål.docx
+++ b/klagomål/A 41001-2026 FSC-klagomål.docx
@@ -820,7 +820,7 @@
     <w:r>
       <w:tab/>
       <w:tab/>
-      <w:t>2026-10-11</w:t>
+      <w:t>2026-10-12</w:t>
       <w:br/>
       <w:br/>
     </w:r>

--- a/klagomål/A 41001-2026 FSC-klagomål.docx
+++ b/klagomål/A 41001-2026 FSC-klagomål.docx
@@ -820,7 +820,7 @@
     <w:r>
       <w:tab/>
       <w:tab/>
-      <w:t>2026-10-12</w:t>
+      <w:t>2026-10-13</w:t>
       <w:br/>
       <w:br/>
     </w:r>

--- a/klagomål/A 41001-2026 FSC-klagomål.docx
+++ b/klagomål/A 41001-2026 FSC-klagomål.docx
@@ -820,7 +820,7 @@
     <w:r>
       <w:tab/>
       <w:tab/>
-      <w:t>2026-10-13</w:t>
+      <w:t>2026-10-14</w:t>
       <w:br/>
       <w:br/>
     </w:r>

--- a/klagomål/A 41001-2026 FSC-klagomål.docx
+++ b/klagomål/A 41001-2026 FSC-klagomål.docx
@@ -820,7 +820,7 @@
     <w:r>
       <w:tab/>
       <w:tab/>
-      <w:t>2026-10-14</w:t>
+      <w:t>2026-10-15</w:t>
       <w:br/>
       <w:br/>
     </w:r>

--- a/klagomål/A 41001-2026 FSC-klagomål.docx
+++ b/klagomål/A 41001-2026 FSC-klagomål.docx
@@ -820,7 +820,7 @@
     <w:r>
       <w:tab/>
       <w:tab/>
-      <w:t>2026-10-15</w:t>
+      <w:t>2026-10-16</w:t>
       <w:br/>
       <w:br/>
     </w:r>

--- a/klagomål/A 41001-2026 FSC-klagomål.docx
+++ b/klagomål/A 41001-2026 FSC-klagomål.docx
@@ -820,7 +820,7 @@
     <w:r>
       <w:tab/>
       <w:tab/>
-      <w:t>2026-10-16</w:t>
+      <w:t>2026-10-17</w:t>
       <w:br/>
       <w:br/>
     </w:r>

--- a/klagomål/A 41001-2026 FSC-klagomål.docx
+++ b/klagomål/A 41001-2026 FSC-klagomål.docx
@@ -820,7 +820,7 @@
     <w:r>
       <w:tab/>
       <w:tab/>
-      <w:t>2026-10-17</w:t>
+      <w:t>2026-10-18</w:t>
       <w:br/>
       <w:br/>
     </w:r>

--- a/klagomål/A 41001-2026 FSC-klagomål.docx
+++ b/klagomål/A 41001-2026 FSC-klagomål.docx
@@ -820,7 +820,7 @@
     <w:r>
       <w:tab/>
       <w:tab/>
-      <w:t>2026-10-18</w:t>
+      <w:t>2026-10-19</w:t>
       <w:br/>
       <w:br/>
     </w:r>

--- a/klagomål/A 41001-2026 FSC-klagomål.docx
+++ b/klagomål/A 41001-2026 FSC-klagomål.docx
@@ -820,7 +820,7 @@
     <w:r>
       <w:tab/>
       <w:tab/>
-      <w:t>2026-10-19</w:t>
+      <w:t>2026-10-20</w:t>
       <w:br/>
       <w:br/>
     </w:r>

--- a/klagomål/A 41001-2026 FSC-klagomål.docx
+++ b/klagomål/A 41001-2026 FSC-klagomål.docx
@@ -820,7 +820,7 @@
     <w:r>
       <w:tab/>
       <w:tab/>
-      <w:t>2026-10-20</w:t>
+      <w:t>2026-10-21</w:t>
       <w:br/>
       <w:br/>
     </w:r>

--- a/klagomål/A 41001-2026 FSC-klagomål.docx
+++ b/klagomål/A 41001-2026 FSC-klagomål.docx
@@ -820,7 +820,7 @@
     <w:r>
       <w:tab/>
       <w:tab/>
-      <w:t>2026-10-21</w:t>
+      <w:t>2026-10-22</w:t>
       <w:br/>
       <w:br/>
     </w:r>

--- a/klagomål/A 41001-2026 FSC-klagomål.docx
+++ b/klagomål/A 41001-2026 FSC-klagomål.docx
@@ -820,7 +820,7 @@
     <w:r>
       <w:tab/>
       <w:tab/>
-      <w:t>2026-10-22</w:t>
+      <w:t>2026-10-23</w:t>
       <w:br/>
       <w:br/>
     </w:r>

--- a/klagomål/A 41001-2026 FSC-klagomål.docx
+++ b/klagomål/A 41001-2026 FSC-klagomål.docx
@@ -820,7 +820,7 @@
     <w:r>
       <w:tab/>
       <w:tab/>
-      <w:t>2026-10-23</w:t>
+      <w:t>2026-10-24</w:t>
       <w:br/>
       <w:br/>
     </w:r>

--- a/klagomål/A 41001-2026 FSC-klagomål.docx
+++ b/klagomål/A 41001-2026 FSC-klagomål.docx
@@ -820,7 +820,7 @@
     <w:r>
       <w:tab/>
       <w:tab/>
-      <w:t>2026-10-24</w:t>
+      <w:t>2026-10-25</w:t>
       <w:br/>
       <w:br/>
     </w:r>

--- a/klagomål/A 41001-2026 FSC-klagomål.docx
+++ b/klagomål/A 41001-2026 FSC-klagomål.docx
@@ -163,7 +163,7 @@
         <w:pStyle w:val="Title"/>
       </w:pPr>
       <w:r>
-        <w:t>Inledande FSC- /PEFC-klagomål – information om höga naturvärden i avverkningsanmälan A 41001-2026 i Älvsbyns kommun</w:t>
+        <w:t>Inledande FSC- /PEFC-klagomål – information om höga naturvärden och fridlysta arter i avverkningsanmälan A 41001-2026 i Älvsbyns kommun</w:t>
       </w:r>
     </w:p>
     <w:p>
@@ -178,7 +178,7 @@
       <w:r>
         <w:drawing>
           <wp:inline xmlns:a="http://schemas.openxmlformats.org/drawingml/2006/main" xmlns:pic="http://schemas.openxmlformats.org/drawingml/2006/picture">
-            <wp:extent cx="5486400" cy="5426068"/>
+            <wp:extent cx="5486400" cy="5554273"/>
             <wp:docPr id="1" name="Picture 1"/>
             <wp:cNvGraphicFramePr>
               <a:graphicFrameLocks noChangeAspect="1"/>
@@ -199,7 +199,7 @@
                   <pic:spPr>
                     <a:xfrm>
                       <a:off x="0" y="0"/>
-                      <a:ext cx="5486400" cy="5426068"/>
+                      <a:ext cx="5486400" cy="5554273"/>
                     </a:xfrm>
                     <a:prstGeom prst="rect"/>
                   </pic:spPr>
@@ -216,12 +216,12 @@
         <w:spacing w:after="240"/>
       </w:pPr>
       <w:r>
-        <w:t>Figur 1. Fyndplatser för naturvårdsarter i avverkningsanmälan. Markörer utan svart kant är placerade på fyndplatsen. Markörer med svart kant är placerade vid sidan av fyndplatsen och har ett svart streck som visar fyndplatsens exakta position. Kartans mittpunktskoordinat är N 7305083, E 741414 i SWEREF 99 TM.</w:t>
+        <w:t>Figur 1. Fyndplatser för naturvårdsarter i och inom 2 meter från avverkningsanmälan. Markörer utan svart kant är placerade på fyndplatsen. Markörer med svart kant är placerade vid sidan av fyndplatsen och har ett svart streck som visar fyndplatsens exakta position. Kartans mittpunktskoordinat är N 7305083, E 741414 i SWEREF 99 TM.</w:t>
       </w:r>
     </w:p>
     <w:p>
       <w:r>
-        <w:t>I avverkningsanmälan finns fynd av 1 naturvårdsarter, varav 1 är rödlistad och 1 är typisk (T): lunglav (NT, T). Se Figur 1.</w:t>
+        <w:t>I och inom 2 meter från avverkningsanmälan finns fynd av 5 naturvårdsarter, varav 4 är rödlistade, 1 är fridlyst och 4 är typiska (T): garnlav (VU, T), lunglav (NT, T), ullticka (NT, T), vaddporing (NT) och spillkråka (T, §4). Se Figur 1.</w:t>
       </w:r>
     </w:p>
     <w:p>
@@ -252,6 +252,35 @@
         <w:rPr>
           <w:b/>
         </w:rPr>
+        <w:t>Garnlav (VU)</w:t>
+      </w:r>
+      <w:r>
+        <w:t xml:space="preserve"> är en utpräglad barrskogsart som ibland kan drapera träden i norrländska grannaturskogar med hög luftfuktighet. Den förekommer även i talldominerade bestånd där den, förutom i trädens grenverk, påträffas hängande över ojämnheter i tallbarken. Arten har minskat starkt i södra och mellersta Sverige och den minskar även i sitt nordliga utbredningsområde. Minskningstakten uppgår till 30 (20–50) % inom 50 år och överstiger gränsvärdet för Sårbar (VU). Orsaken till tillbakagången beror främst på slutavverkningar av naturskogsartade skogar. Bestånd med riklig förekomst bör regelmässigt sparas, vilket även gynnar flera andra sällsynta och rödlistade arter. Garnlav är värdväxt för den mycket sällsynta och akut hotade fjärilen barrskogslavfly (CR) som hör hemma i boreala barrskogar med riklig förekomst av värdväxten. Tidigare kunde arten konstateras årligen på flera platser vid Dala-Floda i Dalarna innan lokalerna kalavverkades. Senaste fyndet i landet av barrskogslavfly är från år 2000 då den påträffades vid Högberget i Sollefteå kommun. Garnlav är typisk art för </w:t>
+      </w:r>
+      <w:r>
+        <w:rPr>
+          <w:i/>
+        </w:rPr>
+        <w:t xml:space="preserve">9010 Taiga </w:t>
+      </w:r>
+      <w:r>
+        <w:t>och</w:t>
+      </w:r>
+      <w:r>
+        <w:rPr>
+          <w:i/>
+        </w:rPr>
+        <w:t xml:space="preserve"> 9070 Trädklädd betesmark</w:t>
+      </w:r>
+      <w:r>
+        <w:t xml:space="preserve"> (SLU Artdatabanken, 2026).</w:t>
+      </w:r>
+    </w:p>
+    <w:p>
+      <w:r>
+        <w:rPr>
+          <w:b/>
+        </w:rPr>
         <w:t>Lunglav (NT)</w:t>
       </w:r>
       <w:r>
@@ -301,6 +330,102 @@
       </w:r>
       <w:r>
         <w:t xml:space="preserve"> (SLU Artdatabanken, 2026; Nitare &amp; Skogsstyrelsen, 2019).</w:t>
+      </w:r>
+    </w:p>
+    <w:p>
+      <w:r>
+        <w:rPr>
+          <w:b/>
+        </w:rPr>
+        <w:t>Ullticka (NT)</w:t>
+      </w:r>
+      <w:r>
+        <w:t xml:space="preserve"> är knuten till restbestånd av barrnaturskog och förekommer med ett tydligt optimum i orörda eller måttligt påverkade gamla granskogar där det föreligger viss kontinuitet av grov död ved. Ullticka är en bra signalart inom hela sitt utbredningsområde och i södra Sverige är den sällsynt och en god signalart för skyddsvärda granskogsmiljöer. Den hotas av avverkning och fragmentering av naturskog och äldre granskog med lång trädkontinuitet. På ullticka kan ibland ulltickeporing (VU) påträffas - det är en sällsynt ticka som nyligen delats upp i de tre olika arterna ulltickeporing </w:t>
+      </w:r>
+      <w:r>
+        <w:rPr>
+          <w:i/>
+        </w:rPr>
+        <w:t xml:space="preserve">Skeletocutis brevispora </w:t>
+      </w:r>
+      <w:r>
+        <w:t>(VU)</w:t>
+      </w:r>
+      <w:r>
+        <w:rPr>
+          <w:i/>
+        </w:rPr>
+        <w:t>, Skeletocutis delicata</w:t>
+      </w:r>
+      <w:r>
+        <w:t xml:space="preserve"> (VU)</w:t>
+      </w:r>
+      <w:r>
+        <w:rPr>
+          <w:i/>
+        </w:rPr>
+        <w:t xml:space="preserve"> och Skeletocutis exilis</w:t>
+      </w:r>
+      <w:r>
+        <w:t xml:space="preserve"> (NT). Ullticka är typisk art för </w:t>
+      </w:r>
+      <w:r>
+        <w:rPr>
+          <w:i/>
+        </w:rPr>
+        <w:t xml:space="preserve">9010 Taiga, 9050 Näringsrik granskog </w:t>
+      </w:r>
+      <w:r>
+        <w:t xml:space="preserve">och </w:t>
+      </w:r>
+      <w:r>
+        <w:rPr>
+          <w:i/>
+        </w:rPr>
+        <w:t>9030 Landhöjningsskog</w:t>
+      </w:r>
+      <w:r>
+        <w:t xml:space="preserve"> (SLU Artdatabanken, 2026; Nitare &amp; Skogsstyrelsen, 2019; Miettinen &amp; Niemelä, 2018).</w:t>
+      </w:r>
+    </w:p>
+    <w:p>
+      <w:r>
+        <w:rPr>
+          <w:b/>
+        </w:rPr>
+        <w:t xml:space="preserve">Vaddporing (NT) </w:t>
+      </w:r>
+      <w:r>
+        <w:t>är en brunrötande vednedbrytare som hittas på undersidan av liggande murken tallved i olika former. Substratet utgörs framför allt av den typ av hård, kådimpregnerad och ofta kolad tallved som skapas i brandpräglad skog. Vedtypen nybildas i mycket liten omfattning och det är sannolikt att arten upplever en utdöendeskuld. För att garantera artens fortlevnad bör man både säkra att artens växtplatser hålls intakta samt att långsiktigt säkerställa att ny ved tillkommer, allra helst i omedelbar anslutning till artens växtplatser. Skoglig gallring och annat uttag av virke innebär ett hot mot arten (SLU Artdatabanken, 2024).</w:t>
+      </w:r>
+    </w:p>
+    <w:p>
+      <w:r>
+        <w:rPr>
+          <w:b/>
+        </w:rPr>
+        <w:t>Spillkråka (§4)</w:t>
+      </w:r>
+      <w:r>
+        <w:t xml:space="preserve"> omfattas av bilaga 1 i EU:s fågeldirektiv och är typisk art för </w:t>
+      </w:r>
+      <w:r>
+        <w:rPr>
+          <w:i/>
+        </w:rPr>
+        <w:t xml:space="preserve">9010 Taiga </w:t>
+      </w:r>
+      <w:r>
+        <w:t>och</w:t>
+      </w:r>
+      <w:r>
+        <w:rPr>
+          <w:i/>
+        </w:rPr>
+        <w:t xml:space="preserve"> 9740 Skogsbevuxen myr</w:t>
+      </w:r>
+      <w:r>
+        <w:t>. Den behöver grova träd, främst tall, asp och bok som boträd. Skogsbruk med korta omloppstider och täta, homogena ungskogar utgör det största hotet. Spillkråka är en nyckelart i skogliga miljöer vars övergivna bohål utnyttjas av flera andra hålhäckande fågelarter och fladdermöss, däribland pärluggla (EN, §4), knipa (§4), salskrake (§4) och skogsduva (§4). Hökuggla (VU, §4) och slaguggla (§4) häckar ofta i högstubbar som brutits av i höjd med ett gammalt spillkråkebo (SLU Artdatabanken, 2026; Skogsstyrelsen, 2016).</w:t>
       </w:r>
     </w:p>
     <w:p>
@@ -355,6 +480,22 @@
       <w:r>
         <w:t>I den avverkningsanmälda skogen har fridlysta arter sina livsmiljöer och växtplatser. Att skada de fridlysta arternas livsmiljöer, växtplatser eller ekologiska funktion är inte tillåtet enligt artskyddsförordningen.</w:t>
       </w:r>
+      <w:r>
+        <w:rPr>
+          <w:i/>
+        </w:rPr>
+        <w:t xml:space="preserve"> EU:s medlemsländer och skogsbolag är skyldiga att agera i enlighet med EU:s fågeldirektiv där det uttryckligen står att direktivet gäller för fåglar samt för deras ägg, bon och </w:t>
+      </w:r>
+      <w:r>
+        <w:rPr>
+          <w:b/>
+          <w:i/>
+        </w:rPr>
+        <w:t xml:space="preserve">livsmiljöer </w:t>
+      </w:r>
+      <w:r>
+        <w:t>(artikel 1). Vidare att de åtgärder som vidtas inte får leda till en försämring av den nuvarande situationen beträffande bevarandet av de fågelarter som avses i artikel 1 (artikel 13).</w:t>
+      </w:r>
     </w:p>
     <w:p>
       <w:r>
@@ -393,7 +534,7 @@
         <w:rPr>
           <w:i/>
         </w:rPr>
-        <w:t>I det avverkningsanmälda skogsområdet har 1 naturvårdsarter varav 1 rödlistade arter sina livsmiljöer och växtplatser.</w:t>
+        <w:t>I det avverkningsanmälda skogsområdet har 5 naturvårdsarter varav 4 rödlistade arter sina livsmiljöer och växtplatser.</w:t>
       </w:r>
     </w:p>
     <w:p>
@@ -590,7 +731,9 @@
         <w:pStyle w:val="Title"/>
       </w:pPr>
       <w:r>
-        <w:t>BILAGA 1 – Rödlistade arter</w:t>
+        <w:t>BILAGA 1 –</w:t>
+        <w:br/>
+        <w:t>Fridlysta och rödlistade arter</w:t>
       </w:r>
     </w:p>
     <w:p>
@@ -676,6 +819,78 @@
       </w:r>
       <w:r>
         <w:t>Skogsstyrelsen.</w:t>
+      </w:r>
+    </w:p>
+    <w:p>
+      <w:r>
+        <w:t xml:space="preserve">SLU Artdatabanken, 2026. </w:t>
+      </w:r>
+      <w:r>
+        <w:rPr>
+          <w:i/>
+        </w:rPr>
+        <w:t xml:space="preserve">Artfaktablad. Naturvård – artfakta. </w:t>
+      </w:r>
+      <w:r>
+        <w:t>SLU Artdatabanken, Uppsala.</w:t>
+      </w:r>
+    </w:p>
+    <w:p>
+      <w:pPr>
+        <w:pStyle w:val="Heading1"/>
+      </w:pPr>
+      <w:r>
+        <w:t>Spillkråka – ekologi samt krav på livsmiljön</w:t>
+      </w:r>
+    </w:p>
+    <w:p>
+      <w:r>
+        <w:t xml:space="preserve">Spillkråka (§4) ingår i bilaga 1 EU:s fågeldirektiv och är typisk art för </w:t>
+      </w:r>
+      <w:r>
+        <w:rPr>
+          <w:i/>
+        </w:rPr>
+        <w:t xml:space="preserve">9010 Taiga </w:t>
+      </w:r>
+      <w:r>
+        <w:t>och</w:t>
+      </w:r>
+      <w:r>
+        <w:rPr>
+          <w:i/>
+        </w:rPr>
+        <w:t xml:space="preserve"> 9740 Skogsbevuxen myr</w:t>
+      </w:r>
+      <w:r>
+        <w:t>. Den lever i både barr- och blandskog liksom i ren lövskog. De tätaste populationerna tenderar att finnas i äldre, variationsrik blandskog med gott om död ved och gamla träd. Varje par utnyttjar 400–1000 hektar skog beroende på skogens kvalitet. Skogsbruk med korta omloppstider och täta, homogena ungskogar utgör det största hotet (SLU Artdatabanken, 2026).</w:t>
+      </w:r>
+    </w:p>
+    <w:p>
+      <w:r>
+        <w:t>Spillkråka är en nyckelart i skogliga miljöer vars övergivna bohål utnyttjas av flera andra hålhäckande fågelarter och fladdermöss, däribland pärluggla (EN, §4), knipa (§4), salskrake (§4) och skogsduva (§4). Hökuggla (VU, §4) och slaguggla (§4) häckar ofta i högstubbar som brutits av i höjd med ett gammalt spillkråkebo (Skogsstyrelsen, 2016).</w:t>
+      </w:r>
+    </w:p>
+    <w:p>
+      <w:pPr>
+        <w:pStyle w:val="Heading2"/>
+      </w:pPr>
+      <w:r>
+        <w:t>Referenser – spillkråka</w:t>
+      </w:r>
+    </w:p>
+    <w:p>
+      <w:r>
+        <w:t xml:space="preserve">Skogsstyrelsen, 2016. </w:t>
+      </w:r>
+      <w:r>
+        <w:rPr>
+          <w:i/>
+        </w:rPr>
+        <w:t xml:space="preserve">Vägledning för hänsyn till spillkråka. </w:t>
+      </w:r>
+      <w:r>
+        <w:t>Vägledningar och kunskapsstöd artskydd – Skogsstyrelsen.</w:t>
       </w:r>
     </w:p>
     <w:p>
@@ -820,7 +1035,7 @@
     <w:r>
       <w:tab/>
       <w:tab/>
-      <w:t>2026-10-25</w:t>
+      <w:t>2026-10-26</w:t>
       <w:br/>
       <w:br/>
     </w:r>

--- a/klagomål/A 41001-2026 FSC-klagomål.docx
+++ b/klagomål/A 41001-2026 FSC-klagomål.docx
@@ -1035,7 +1035,7 @@
     <w:r>
       <w:tab/>
       <w:tab/>
-      <w:t>2026-10-26</w:t>
+      <w:t>2026-10-27</w:t>
       <w:br/>
       <w:br/>
     </w:r>

--- a/klagomål/A 41001-2026 FSC-klagomål.docx
+++ b/klagomål/A 41001-2026 FSC-klagomål.docx
@@ -178,7 +178,7 @@
       <w:r>
         <w:drawing>
           <wp:inline xmlns:a="http://schemas.openxmlformats.org/drawingml/2006/main" xmlns:pic="http://schemas.openxmlformats.org/drawingml/2006/picture">
-            <wp:extent cx="5486400" cy="5554273"/>
+            <wp:extent cx="5306416" cy="5724000"/>
             <wp:docPr id="1" name="Picture 1"/>
             <wp:cNvGraphicFramePr>
               <a:graphicFrameLocks noChangeAspect="1"/>
@@ -199,7 +199,7 @@
                   <pic:spPr>
                     <a:xfrm>
                       <a:off x="0" y="0"/>
-                      <a:ext cx="5486400" cy="5554273"/>
+                      <a:ext cx="5306416" cy="5724000"/>
                     </a:xfrm>
                     <a:prstGeom prst="rect"/>
                   </pic:spPr>
@@ -216,12 +216,12 @@
         <w:spacing w:after="240"/>
       </w:pPr>
       <w:r>
-        <w:t>Figur 1. Fyndplatser för naturvårdsarter i och inom 2 meter från avverkningsanmälan. Markörer utan svart kant är placerade på fyndplatsen. Markörer med svart kant är placerade vid sidan av fyndplatsen och har ett svart streck som visar fyndplatsens exakta position. Kartans mittpunktskoordinat är N 7305083, E 741414 i SWEREF 99 TM.</w:t>
+        <w:t>Figur 1. Fyndplatser för naturvårdsarter i och inom 25 meter från avverkningsanmälan. Markörer utan svart kant är placerade på fyndplatsen. Markörer med svart kant är placerade vid sidan av fyndplatsen och har ett svart streck som visar fyndplatsens exakta position. Kartans mittpunktskoordinat är N 7305083, E 741414 i SWEREF 99 TM.</w:t>
       </w:r>
     </w:p>
     <w:p>
       <w:r>
-        <w:t>I och inom 2 meter från avverkningsanmälan finns fynd av 5 naturvårdsarter, varav 4 är rödlistade, 1 är fridlyst och 4 är typiska (T): garnlav (VU, T), lunglav (NT, T), ullticka (NT, T), vaddporing (NT) och spillkråka (T, §4). Se Figur 1.</w:t>
+        <w:t>I och inom 25 meter från avverkningsanmälan finns fynd av 22 naturvårdsarter, varav 13 är rödlistade, 5 är fridlysta, 16 är typiska (T) och 6 är signalarter (S): garnlav (VU, T), knärot (VU, T, §8), apelsinticka (NT), dropptaggsvamp (NT, T), gammelgransskål (NT, T), knottrig blåslav (NT, T), kungsörn (NT, §4), liten svartspik (NT), lunglav (NT, T), talltagel (NT, T), ullticka (NT, T), vaddporing (NT), vitgrynig nållav (NT), blodticka (S, T), mörk husmossa (S, T), nästlav (S, T), plattlummer (S, T, §9), skinnlav (S, T), stuplav (S, T), kransmossa (T), spillkråka (T, §4) och revlummer (§9). Se Figur 1.</w:t>
       </w:r>
     </w:p>
     <w:p>
@@ -281,6 +281,210 @@
         <w:rPr>
           <w:b/>
         </w:rPr>
+        <w:t>Knärot (VU, §8)</w:t>
+      </w:r>
+      <w:r>
+        <w:t xml:space="preserve"> är typisk art för </w:t>
+      </w:r>
+      <w:r>
+        <w:rPr>
+          <w:i/>
+        </w:rPr>
+        <w:t xml:space="preserve">9010 Taiga </w:t>
+      </w:r>
+      <w:r>
+        <w:t>och</w:t>
+      </w:r>
+      <w:r>
+        <w:rPr>
+          <w:i/>
+        </w:rPr>
+        <w:t xml:space="preserve"> 9050 Näringsrik granskog</w:t>
+      </w:r>
+      <w:r>
+        <w:t xml:space="preserve">, rödlistad som sårbar och fridlyst enligt 8§ artskyddsförordningen. En nyligen genomförd analys av 79 floraväktarlokaler indikerar att det behövs någonstans mellan 100 och 150 meters skyddszon för att en knärotspopulation inte ska dö ut på lång sikt (Sebestyén &amp; Sundberg, 2025). Detta ligger väl i linje med tidigare genomförda studier som visar att det krävs väl tilltagna buffertzoner för att knäroten inte ska ta skada av skogsbruksåtgärder i intilliggande skog (Johnson, 2014; Koelmeijer m.fl., 2022; Skogsstyrelsen, 2022). Arten är även känslig för gallring vilket framgår av Skogsstyrelsens egen vägledning för hänsyn till knärot (Skogsstyrelsen, 2022). Ytterligare en studie visar på den starka korrelationen mellan minskande arealer kontinuitetsskog och lokal utdöenderisk. Knäroten uppvisade en mycket låg koloniseringsgrad (0,7 % över 10 år) i kombination med hög lokal utrotningsrisk (75,2 %), där utrotningssannolikheten ökade kraftigt när arealen kontinuitetsskog minskade mellan undersökningar, t.ex. på grund av kalhyggesbruk (Johansson et al., 2026). För rika förekomster av knärot är reservatsbildning eller biotopskydd lämpliga åtgärder för att skydda den. På knärot kan den sällsynta rostsvampen </w:t>
+      </w:r>
+      <w:r>
+        <w:rPr>
+          <w:i/>
+        </w:rPr>
+        <w:t>Pucciniastrum goodyerae</w:t>
+      </w:r>
+      <w:r>
+        <w:t xml:space="preserve"> påträffas. </w:t>
+      </w:r>
+      <w:r>
+        <w:rPr>
+          <w:i/>
+        </w:rPr>
+        <w:t>Pucciniastrum goodyerae</w:t>
+      </w:r>
+      <w:r>
+        <w:t xml:space="preserve"> är klassad som NE (ej bedömd) i rödlistan (SLU Artdatabanken, 2024).</w:t>
+      </w:r>
+    </w:p>
+    <w:p>
+      <w:r>
+        <w:t>I det avverkningsanmälda området finns 2 fyndplatser för knärot registrerade på Artportalen. Figur 2 visar gränserna för buffertzoner på 50 m, som behöver lämnas kring fyndplatserna för att knärotslokalerna inte ska försvinna vid en avverkning. Av det avverkningsanmälda området överlappar 0.58 ha med buffertzonerna och får av detta skäl inte avverkas.</w:t>
+      </w:r>
+    </w:p>
+    <w:p>
+      <w:pPr>
+        <w:pStyle w:val="Caption"/>
+      </w:pPr>
+      <w:r>
+        <w:drawing>
+          <wp:inline xmlns:a="http://schemas.openxmlformats.org/drawingml/2006/main" xmlns:pic="http://schemas.openxmlformats.org/drawingml/2006/picture">
+            <wp:extent cx="5486400" cy="5544846"/>
+            <wp:docPr id="2" name="Picture 2"/>
+            <wp:cNvGraphicFramePr>
+              <a:graphicFrameLocks noChangeAspect="1"/>
+            </wp:cNvGraphicFramePr>
+            <a:graphic>
+              <a:graphicData uri="http://schemas.openxmlformats.org/drawingml/2006/picture">
+                <pic:pic>
+                  <pic:nvPicPr>
+                    <pic:cNvPr id="0" name="A 41001-2026 karta knärot.png"/>
+                    <pic:cNvPicPr/>
+                  </pic:nvPicPr>
+                  <pic:blipFill>
+                    <a:blip r:embed="rId17"/>
+                    <a:stretch>
+                      <a:fillRect/>
+                    </a:stretch>
+                  </pic:blipFill>
+                  <pic:spPr>
+                    <a:xfrm>
+                      <a:off x="0" y="0"/>
+                      <a:ext cx="5486400" cy="5544846"/>
+                    </a:xfrm>
+                    <a:prstGeom prst="rect"/>
+                  </pic:spPr>
+                </pic:pic>
+              </a:graphicData>
+            </a:graphic>
+          </wp:inline>
+        </w:drawing>
+      </w:r>
+    </w:p>
+    <w:p>
+      <w:pPr>
+        <w:pStyle w:val="Caption"/>
+        <w:spacing w:after="240"/>
+      </w:pPr>
+      <w:r>
+        <w:t>Figur 2. Fyndplatser och buffertzoner för knärot i det avverkningsanmälda området. Endast fyndplatser vars buffertzoner överlappar med det avverkningsanmälda området har tagits med i visualiseringen. Kartans mittpunktskoordinat är N 7305083, E 741414 i SWEREF 99 TM.</w:t>
+      </w:r>
+    </w:p>
+    <w:p>
+      <w:r>
+        <w:rPr>
+          <w:b/>
+        </w:rPr>
+        <w:t xml:space="preserve">Apelsinticka (NT) </w:t>
+      </w:r>
+      <w:r>
+        <w:t>växer mestadels på liggande ved av tall men även på granved. Artens ekologi och utbredning bör utredas ytterligare. Särskilt bör den eftersökas i de delar av Norrland där den ännu ej är funnen. I väntan på ytterligare detaljer om artens ståndortskrav bör fler tallskogar av naturskogskaraktär och med god tillgång på lågor sparas (SLU Artdatabanken, 2024).</w:t>
+      </w:r>
+    </w:p>
+    <w:p>
+      <w:r>
+        <w:rPr>
+          <w:b/>
+        </w:rPr>
+        <w:t>Dropptaggsvamp (NT)</w:t>
+      </w:r>
+      <w:r>
+        <w:t xml:space="preserve"> bildar mykorrhiza med tall, främst i barrskog med trädkontinuitet, i magra, torra och ljusöppna lavtallskogar och i barrblandskogar med friskmossor och lingon i fältskiktet. Den totala populationen i landet har minskat och bedöms fortsätta minska till följd av slutavverkningar av tallskog. Det är högst oklart om arten långsiktigt kan etablera och reproducera sig i skogsbestånd som brukas med trakthyggesmetoder, markberedning, gödsling eller föryngring med förädlat plantmaterial. Uppfyller kriterierna för att bli rödlistad på grund av ny kunskap som visar att en större andel av populationen än tidigare bedömt är knuten till kontinuitetsbarrskog. Minskningstakten för den svenska populationen bedöms vara nära gränsvärdet för Sårbar (VU). Dropptaggsvamp är typisk art för </w:t>
+      </w:r>
+      <w:r>
+        <w:rPr>
+          <w:i/>
+        </w:rPr>
+        <w:t xml:space="preserve">9010 Taiga </w:t>
+      </w:r>
+      <w:r>
+        <w:t>(SLU Artdatabanken, 2026).</w:t>
+      </w:r>
+    </w:p>
+    <w:p>
+      <w:r>
+        <w:rPr>
+          <w:b/>
+        </w:rPr>
+        <w:t>Gammelgransskål (NT)</w:t>
+      </w:r>
+      <w:r>
+        <w:t xml:space="preserve"> är en liten skålsvamp som växer på gamla granar med skrovlig bark. Typiska växtplatser är gransumpskog i myrkanter, bäckdråg, bäckraviner och skuggiga bergssluttningar, men också skog på torrare mark kan hysa arten om beståndet har stark naturskogskaraktär. Bestånd med arten bör behandlas som nyckelbiotoper och sparas vid en slutavverkning. Även gallring bör undvikas. Gammelgransskål är typisk art för </w:t>
+      </w:r>
+      <w:r>
+        <w:rPr>
+          <w:i/>
+        </w:rPr>
+        <w:t>9010 Taiga</w:t>
+      </w:r>
+      <w:r>
+        <w:t xml:space="preserve"> (SLU Artdatabanken, 2024; Nitare &amp; Skogsstyrelsen, 2019).</w:t>
+      </w:r>
+    </w:p>
+    <w:p>
+      <w:r>
+        <w:rPr>
+          <w:b/>
+        </w:rPr>
+        <w:t>Knottrig blåslav (NT)</w:t>
+      </w:r>
+      <w:r>
+        <w:t xml:space="preserve"> har sin huvudutbredning i gamla granskogar i det övre barrskogsbältet mot fjällen. Den signalerar alltid höga naturvärden och växer i skogar med lång kontinuitet, mest i opåverkade naturskogsbestånd. Arten överlever inte en slutavverkning (inklusive hänsyn) och den finns idag enbart i kontinuitetsskog. Lavens fortsatta förekomst bör säkerställas genom att lokaler med äldre barrskog skyddas. Knottrig blåslav är typisk art för </w:t>
+      </w:r>
+      <w:r>
+        <w:rPr>
+          <w:i/>
+        </w:rPr>
+        <w:t xml:space="preserve">9010 Taiga </w:t>
+      </w:r>
+      <w:r>
+        <w:t>och</w:t>
+      </w:r>
+      <w:r>
+        <w:rPr>
+          <w:i/>
+        </w:rPr>
+        <w:t xml:space="preserve"> 9040 Fjällbjörkskog</w:t>
+      </w:r>
+    </w:p>
+    <w:p>
+      <w:r>
+        <w:t>(SLU Artdatabanken, 2024; Nitare &amp; Skogsstyrelsen, 2019).</w:t>
+      </w:r>
+    </w:p>
+    <w:p>
+      <w:r>
+        <w:rPr>
+          <w:b/>
+        </w:rPr>
+        <w:t>Kungsörn (NT, §4)</w:t>
+      </w:r>
+      <w:r>
+        <w:t xml:space="preserve"> är rödlistad som nära hotad och upptagen i bilaga 1 EU:s fågeldirektiv. Boträd får inte avverkas och skyddande skog bör vid avverkning alltid sparas runt örnbon, även runt s.k. alternativbon. Som utgångspunkt vid bedömning av hur mycket skog som skall lämnas runt boträdet bör 200 meters radie gälla. Under häckningsperioden (1 januari till 31 augusti) är kungsörnen störningskänslig och inga skogsbruksåtgärder eller andra störande verksamheter får förekomma närmare än 500 m från boet under den tiden. Arealen på det sparade skogspartiet kan uppgå till åtskilliga tiotals hektar beroende på t.ex. topografi, vindexponering och insyn. Det är även värdefullt om sammanhängande skog kan lämnas i någon riktning. Avverkning av gammelskog i bergsbranter och annan svår terräng måste undvikas (SLU Artdatabanken, 2024; Skogsstyrelsen, 2016).</w:t>
+      </w:r>
+    </w:p>
+    <w:p>
+      <w:r>
+        <w:rPr>
+          <w:b/>
+        </w:rPr>
+        <w:t>Liten svartspik (NT)</w:t>
+      </w:r>
+      <w:r>
+        <w:t xml:space="preserve"> växer på granbark i boreala barrskogar med lång trädkontinuitet och hög luftfuktighet. Orsaken till tillbakagången beror på främst på slutavverkningar av naturskogsartade granskogar. Bestånd med riklig förekomst av liten svartspik bör regelmässigt sparas. Naturhänsyn i samband med slutavverkning måste ske så att man undviker uttorkningseffekter (SLU Artdatabanken, 2024).</w:t>
+      </w:r>
+    </w:p>
+    <w:p>
+      <w:r>
+        <w:rPr>
+          <w:b/>
+        </w:rPr>
         <w:t>Lunglav (NT)</w:t>
       </w:r>
       <w:r>
@@ -337,6 +541,26 @@
         <w:rPr>
           <w:b/>
         </w:rPr>
+        <w:t>Talltagel (NT)</w:t>
+      </w:r>
+      <w:r>
+        <w:t xml:space="preserve"> är en boreal art som förekommer på tall i äldre, öppna tallskogar. Den påverkas negativt av brist på kontinuitetsskog och minskningstakten bedöms vara nära gränsvärdet för Sårbar (VU). Talltagel är typisk art för </w:t>
+      </w:r>
+      <w:r>
+        <w:rPr>
+          <w:i/>
+        </w:rPr>
+        <w:t>9010 Taiga</w:t>
+      </w:r>
+      <w:r>
+        <w:t xml:space="preserve"> (SLU Artdatabanken, 2026).</w:t>
+      </w:r>
+    </w:p>
+    <w:p>
+      <w:r>
+        <w:rPr>
+          <w:b/>
+        </w:rPr>
         <w:t>Ullticka (NT)</w:t>
       </w:r>
       <w:r>
@@ -397,6 +621,229 @@
       </w:r>
       <w:r>
         <w:t>är en brunrötande vednedbrytare som hittas på undersidan av liggande murken tallved i olika former. Substratet utgörs framför allt av den typ av hård, kådimpregnerad och ofta kolad tallved som skapas i brandpräglad skog. Vedtypen nybildas i mycket liten omfattning och det är sannolikt att arten upplever en utdöendeskuld. För att garantera artens fortlevnad bör man både säkra att artens växtplatser hålls intakta samt att långsiktigt säkerställa att ny ved tillkommer, allra helst i omedelbar anslutning till artens växtplatser. Skoglig gallring och annat uttag av virke innebär ett hot mot arten (SLU Artdatabanken, 2024).</w:t>
+      </w:r>
+    </w:p>
+    <w:p>
+      <w:r>
+        <w:rPr>
+          <w:b/>
+        </w:rPr>
+        <w:t>Vitgrynig nållav (NT)</w:t>
+      </w:r>
+      <w:r>
+        <w:t xml:space="preserve"> växer nästan uteslutande på bark av gamla, senvuxna granar i skuggiga lägen med hög och jämn luftfuktighet. Den vanligaste naturtypen för arten är kontinuitetsskogar på frisk mark men den finns också i sumpgranskogar. På lång sikt utgör avverkningar av olikåldriga granskogar av naturskogskaraktär ett allvarligt hot mot arten och skogsbruksåtgärder på eller i närheten av växtplatserna bör undvikas. Naturskogsartade, fuktiga granskogar med förekomster av arten signalerar höga biologiska värden och bör bevaras (SLU Artdatabanken, 2024; Nitare &amp; Skogsstyrelsen, 2019).</w:t>
+      </w:r>
+    </w:p>
+    <w:p>
+      <w:r>
+        <w:rPr>
+          <w:b/>
+        </w:rPr>
+        <w:t xml:space="preserve">Blodticka </w:t>
+      </w:r>
+      <w:r>
+        <w:t xml:space="preserve">är i norra Sverige främst knuten till grova granlågor i urskogsartad barrskog, men förekommer ibland även på klenare granar i anslutning till bäckar och sumpskogar. Den är en bra indikator på granskogar med höga naturvärden och oftast förekommer den tillsammans med ett stort antal ovanliga och rödlistade arter. I södra Sverige växer den framför allt på tall och har då ett lägre signalvärde. Blodticka är typisk art för </w:t>
+      </w:r>
+      <w:r>
+        <w:rPr>
+          <w:i/>
+        </w:rPr>
+        <w:t>9030 Landhöjningsskog</w:t>
+      </w:r>
+      <w:r>
+        <w:t xml:space="preserve"> (SLU Artdatabanken, 2025; Nitare &amp; Skogsstyrelsen, 2019).</w:t>
+      </w:r>
+    </w:p>
+    <w:p>
+      <w:r>
+        <w:rPr>
+          <w:b/>
+        </w:rPr>
+        <w:t xml:space="preserve">Mörk husmossa </w:t>
+      </w:r>
+      <w:r>
+        <w:t xml:space="preserve">är en mycket bra signalart i södra och mellersta Sverige. Den är sannolikt svårspridd och växer huvudsakligen i skog med lång skoglig kontinuitet i områden med konstant hög luftfuktighet. Den är känslig för större avverkningar, men tål plockhuggning som lämnar ett tätare trädskikt och ett obrutet, fukthållande mosstäcke på marken. Ett par studier har klart visat att artens tillväxt försämras när skogen huggs ner intill växtplatsen, och att ett kalhygges påverkan på mörk husmossa avtar både med avståndet från kalhygget och ju fuktigare växtplatsen är. Mörk husmossa är typisk art för </w:t>
+      </w:r>
+      <w:r>
+        <w:rPr>
+          <w:i/>
+        </w:rPr>
+        <w:t xml:space="preserve">9010 Taiga, 9050 Näringsrik granskog, 9080 Lövsumpskog, 9750 Svämlövskog, 9020 Nordlig ädellövskog, 9160 Näringsrik ekskog </w:t>
+      </w:r>
+      <w:r>
+        <w:t>och</w:t>
+      </w:r>
+      <w:r>
+        <w:rPr>
+          <w:i/>
+        </w:rPr>
+        <w:t xml:space="preserve"> 9180 Ädellövskog i branter</w:t>
+      </w:r>
+      <w:r>
+        <w:t xml:space="preserve"> (SLU Artdatabanken, 2024; Nitare &amp; Skogsstyrelsen, 2019).</w:t>
+      </w:r>
+    </w:p>
+    <w:p>
+      <w:r>
+        <w:rPr>
+          <w:b/>
+        </w:rPr>
+        <w:t>Nästlav</w:t>
+      </w:r>
+      <w:r>
+        <w:t xml:space="preserve"> indikerar söder om den naturliga norrlandsgränsen äldre barrskogsområden med höga naturvärden där andra ovanliga nordliga barrskogsarter kan påträffas. Nästlav är typisk art för </w:t>
+      </w:r>
+      <w:r>
+        <w:rPr>
+          <w:i/>
+        </w:rPr>
+        <w:t xml:space="preserve">9010 Taiga </w:t>
+      </w:r>
+      <w:r>
+        <w:t>(Nitare &amp; Skogsstyrelsen, 2019; SLU Artdatabanken, 2025).</w:t>
+      </w:r>
+    </w:p>
+    <w:p>
+      <w:r>
+        <w:rPr>
+          <w:b/>
+        </w:rPr>
+        <w:t>Plattlummer (§9)</w:t>
+      </w:r>
+      <w:r>
+        <w:t xml:space="preserve"> växer främst i ljusöppna sandtallskogar eller annan gles, torr och brandpräglad hedbarrskog. Den är mest frekvent i olika typer av naturskogar och kontinuitetsskogar och missgynnas markant av slutavverkning och maskinell markberedning. Söder ut i landet förekommer de närstående arterna cypresslummer (EN, §8) och mellanlummer (NT, §9), vilka båda omfattas av EU:s art- och habitatdirektiv. Plattlummer är typisk art för </w:t>
+      </w:r>
+      <w:r>
+        <w:rPr>
+          <w:i/>
+        </w:rPr>
+        <w:t xml:space="preserve">9010 Taiga </w:t>
+      </w:r>
+      <w:r>
+        <w:t>och</w:t>
+      </w:r>
+      <w:r>
+        <w:rPr>
+          <w:i/>
+        </w:rPr>
+        <w:t xml:space="preserve"> 2320 Rissandhedar </w:t>
+      </w:r>
+      <w:r>
+        <w:t>(Nitare &amp; Skogsstyrelsen, 2019; SLU Artdatabanken, 2026).</w:t>
+      </w:r>
+    </w:p>
+    <w:p>
+      <w:r>
+        <w:rPr>
+          <w:b/>
+        </w:rPr>
+        <w:t xml:space="preserve">Skinnlav </w:t>
+      </w:r>
+      <w:r>
+        <w:t xml:space="preserve">förekommer på diverse lövträd, främst på gammal asp och sälg. Den påträffas främst i områden med lång kontinuitet av grova lövträd och signalerar skogsmark med höga naturvärden. På lokalerna förekommer som regel ett flertal andra ovanliga eller rödlistade lavar. I likhet med gelélavarna, etablerar sig skinnlaven i skogsmark på grova aspar i sena lövsuccessioner. Skinnlav är typisk art för </w:t>
+      </w:r>
+      <w:r>
+        <w:rPr>
+          <w:i/>
+        </w:rPr>
+        <w:t xml:space="preserve">9010 Taiga, 9020 Nordlig ädellövskog </w:t>
+      </w:r>
+      <w:r>
+        <w:t xml:space="preserve">och </w:t>
+      </w:r>
+      <w:r>
+        <w:rPr>
+          <w:i/>
+        </w:rPr>
+        <w:t xml:space="preserve">9070 Trädklädd betesmark </w:t>
+      </w:r>
+      <w:r>
+        <w:t>(Nitare &amp; Skogsstyrelsen, 2019; SLU Artdatabanken, 2025).</w:t>
+      </w:r>
+    </w:p>
+    <w:p>
+      <w:r>
+        <w:rPr>
+          <w:b/>
+        </w:rPr>
+        <w:t>Stuplav</w:t>
+      </w:r>
+      <w:r>
+        <w:t xml:space="preserve"> är en mycket bra signalart i hela sitt utbredningsområde och förekommer nästan enbart i skogsmiljöer med höga naturvärden. Den indikerar långvarig förekomst av gamla lövträd och miljöer med konstant hög luftfuktighet. I skogar med suboceaniskt klimat finns det en mycket sällsynt parasit, njurlavsknapp </w:t>
+      </w:r>
+      <w:r>
+        <w:rPr>
+          <w:i/>
+        </w:rPr>
+        <w:t>Pletocarpon nephromeum</w:t>
+      </w:r>
+      <w:r>
+        <w:t xml:space="preserve"> (EN), som växer på stuplav. Ytterligare tre sällsynta lavparasiter, </w:t>
+      </w:r>
+      <w:r>
+        <w:rPr>
+          <w:i/>
+        </w:rPr>
+        <w:t>Protounguicularia nephromatis</w:t>
+      </w:r>
+      <w:r>
+        <w:t xml:space="preserve"> (VU), </w:t>
+      </w:r>
+      <w:r>
+        <w:rPr>
+          <w:i/>
+        </w:rPr>
+        <w:t>Refractohilum galligenum</w:t>
+      </w:r>
+      <w:r>
+        <w:t xml:space="preserve"> (NT) och </w:t>
+      </w:r>
+      <w:r>
+        <w:rPr>
+          <w:i/>
+        </w:rPr>
+        <w:t>Roselliniella nephromatis</w:t>
+      </w:r>
+      <w:r>
+        <w:t xml:space="preserve"> (DD), kan också påträffas på stuplav. Stuplav är typisk art för </w:t>
+      </w:r>
+      <w:r>
+        <w:rPr>
+          <w:i/>
+        </w:rPr>
+        <w:t>9010 Taiga</w:t>
+      </w:r>
+      <w:r>
+        <w:t xml:space="preserve"> (SLU Artdatabanken, 2026; Nitare &amp; Skogsstyrelsen, 2019).</w:t>
+      </w:r>
+    </w:p>
+    <w:p>
+      <w:r>
+        <w:rPr>
+          <w:b/>
+        </w:rPr>
+        <w:t>Kransmossa</w:t>
+      </w:r>
+      <w:r>
+        <w:t xml:space="preserve"> är typisk art för </w:t>
+      </w:r>
+      <w:r>
+        <w:rPr>
+          <w:i/>
+        </w:rPr>
+        <w:t xml:space="preserve">9050 Näringsrik granskog </w:t>
+      </w:r>
+      <w:r>
+        <w:t xml:space="preserve">och </w:t>
+      </w:r>
+      <w:r>
+        <w:rPr>
+          <w:i/>
+        </w:rPr>
+        <w:t xml:space="preserve">6170 Alpina kalkgräsmarker </w:t>
+      </w:r>
+      <w:r>
+        <w:t>(SLU Artdatabanken, 2025).</w:t>
       </w:r>
     </w:p>
     <w:p>
@@ -534,7 +981,7 @@
         <w:rPr>
           <w:i/>
         </w:rPr>
-        <w:t>I det avverkningsanmälda skogsområdet har 5 naturvårdsarter varav 4 rödlistade arter sina livsmiljöer och växtplatser.</w:t>
+        <w:t>I det avverkningsanmälda skogsområdet har 22 naturvårdsarter varav 13 rödlistade arter sina livsmiljöer och växtplatser.</w:t>
       </w:r>
     </w:p>
     <w:p>
@@ -734,6 +1181,304 @@
         <w:t>BILAGA 1 –</w:t>
         <w:br/>
         <w:t>Fridlysta och rödlistade arter</w:t>
+      </w:r>
+    </w:p>
+    <w:p>
+      <w:pPr>
+        <w:pStyle w:val="Heading1"/>
+      </w:pPr>
+      <w:r>
+        <w:t>Knärot – ekologi samt krav på livsmiljön</w:t>
+      </w:r>
+    </w:p>
+    <w:p>
+      <w:r>
+        <w:t xml:space="preserve">Knärot är typisk art för </w:t>
+      </w:r>
+      <w:r>
+        <w:rPr>
+          <w:i/>
+        </w:rPr>
+        <w:t xml:space="preserve">9010 Taiga </w:t>
+      </w:r>
+      <w:r>
+        <w:t>och</w:t>
+      </w:r>
+      <w:r>
+        <w:rPr>
+          <w:i/>
+        </w:rPr>
+        <w:t xml:space="preserve"> 9050 Näringsrik granskog</w:t>
+      </w:r>
+      <w:r>
+        <w:t>, fridlyst enligt 8 och 15 §§ artskyddsförordningen och klassad som sårbar (VU) enligt rödlistan 2020. Knärot är beroende av hög och jämn luftfuktighet i gamla, ostörda skogsmiljöer och är känslig för snabba förändringar av ljus-/vindförhållanden eller uttorkning. På grund av ett alltför intensivt skogsbruk har den minskat med 40 (25–50) % under de senaste 60 åren och i framtiden bedöms minskningstakten uppgå till 30 (20–40) %. Till följd av att arten har en dokumenterat högre minskningstakt i förhållande till sin generationstid än vad som tidigare varit känt (data från Riksskogstaxeringen) höjdes den till hotkategori sårbar (VU) i rödlistan 2020 (SLU Artdatabanken, 2024).</w:t>
+      </w:r>
+    </w:p>
+    <w:p>
+      <w:r>
+        <w:t>En analys av 79 floraväktarlokaler åren 1990–2015 vilka återbesökts under 2020–2024 visade på en tydlig negativ påverkan på knärotsförekomster från större hyggen i närområdet (inom 150–200 m) vilket indikerar att kanteffekter har en stor påverkan på populationerna. Resultaten bekräftar knärotens känslighet för kanteffekter och visar vikten av att skydda större skogsbestånd för att bevara arten. Om det blir höga andelar (&gt;30%) hyggen inom 200 meter från en knärotsförekomst så ökar risken för att en knärotspopulation dör ut och det verkar det behövas någonstans mellan 100 och 150 meters skyddszon för att bevara arten på lång sikt (Sebestyén &amp; Sundberg, 2025). Detta stöds även av en studie (Johansson et al, 2026) baserad på data från Riksskogstaxeringen som visar att knäroten minskat med 66 % under perioden 1993–2022 samt att det finns en stark korrelation mellan minskande arealer kontinuitetsskog och lokal utdöenderisk. Knäroten uppvisade en mycket låg koloniseringsgrad (0,7 % över 10 år) i kombination med hög lokal utrotningsrisk (75,2 %), där utrotningssannolikheten ökade kraftigt när arealen kontinuitetsskog minskade mellan undersökningar, t.ex. på grund av kalhyggesbruk (Johansson et al., 2026).</w:t>
+      </w:r>
+    </w:p>
+    <w:p>
+      <w:r>
+        <w:t xml:space="preserve">Samuel Johnsons doktorsavhandling </w:t>
+      </w:r>
+      <w:r>
+        <w:rPr>
+          <w:i/>
+        </w:rPr>
+        <w:t>“Retention Forestry as a Conservation Measure for Boreal Forest Ground Vegetation”</w:t>
+      </w:r>
+      <w:r>
+        <w:t xml:space="preserve"> (SLU, Uppsala 2014) visar att det krävs väl tilltagna skyddszoner för att knärotens växtplatser inte ska ta skada av skogsbruksåtgärder i intilliggande områden: </w:t>
+      </w:r>
+      <w:r>
+        <w:rPr>
+          <w:i/>
+        </w:rPr>
+        <w:t xml:space="preserve">“Study III shows that retention patches smaller than 0.5 ha do not lifeboat the sensitive forest herb G. repens, a species that depend on stable microclimatic conditions typical for intact forest stands.” </w:t>
+      </w:r>
+      <w:r>
+        <w:t xml:space="preserve">Vidare </w:t>
+      </w:r>
+      <w:r>
+        <w:rPr>
+          <w:i/>
+        </w:rPr>
+        <w:t>“More sensitive forest species are not lifeboated in retention patches ranging from 0.05 to 0.5 ha (Papers II &amp; III).”</w:t>
+      </w:r>
+    </w:p>
+    <w:p>
+      <w:r>
+        <w:t xml:space="preserve">Johnsons (2014) rekommendation på minst 50 meters breda skyddszoner runt knärotens växtplatser motsvarar en areal på 0,78 hektar, vilket ligger i linje med andra studier som gjorts på känsliga skogsarter: </w:t>
+      </w:r>
+      <w:r>
+        <w:rPr>
+          <w:i/>
+        </w:rPr>
+        <w:t>“In study III I also show that translocated specimens of G. repens survives well in mature forests at least 50 m from the nearest edge to an open area. Moreover, measures of temperature and humidity show that such distances from an open area is far enough to offer a microclimate that is more stable compared to what present in retention patches of around 0.1 ha. This means that the very centre of a circular patch with radius 50 m (equals a size of 0.78 ha) should offer conditions similar to interior forest and would perhaps be a suitable habitat for G. repens and similar species. Previous studies from both North America and Sweden have also concluded that patches between 0.5 and one ha are sufficient for preserving interior forest vegetation as well as sensitive lichens and bryophytes (de Graaf &amp; Roberts 2009; Halpern et al. 2012; Rudolphi et al. 2014).”</w:t>
+      </w:r>
+    </w:p>
+    <w:p>
+      <w:r>
+        <w:t>Ytterligare en studie (Koelmeijer m.fl., 2022) inkluderar knärotens skyddsbehov. I uppsatsen berörs problemet med uttorkning för växter, bl.a. för knärot, ett problem som blivit accentuerat på grund av den pågående klimatförändringen och torra somrar, t.ex. den exceptionellt torra sommaren 2018. I uppsatsen undersöks områden med tre olika avstånd från kalhyggeskant med avseende på skydd bl.a. för knärot. Det första området har avstånd upp till 20 m från hyggeskant (Strong edge effect), det andra 20–40 m från hyggeskant (Weak edge effect) och det tredje avser större avstånd från hyggeskant, där kanteffekten anses vara försumbar (Interior). Ett resultat var att man fann stor eller mycket stor uttorkningseffekt på känsliga och rödlistade skogsarter vid de kortare avstånden till hyggeskant, medan effekt av uttorkning inte konstaterades på större avstånd (Interior). För orkidén knärot fann man en rik förekomst (upp till 0,06 dm2/m2) på stort avstånd från hyggeskant (Interior), medan förekomsten var liten eller närmast försumbar i de områden som klassificerades som Weak edge effect respektive Strong edge effect. Arbetet påpekar att de allt oftare förekommande torra somrarna ger ytterligare skäl att utöka skyddsavståndet från hyggen till den fuktkrävande arten knärot (Koelmeijer m.fl., 2022).</w:t>
+      </w:r>
+    </w:p>
+    <w:p>
+      <w:r>
+        <w:t>Även Skogsstyrelsens egen vägledning för hänsyn till knärot ligger i linje med ovanstående forskningsstudier. Av vägledningen framgår det att för med hög sannolikhet kunna bevara befintliga förekomster krävs relativt stora avsättningar av uppvuxen skog med slutet och relativt tätt kronskikt. Som riktlinje kan krävas ett avstånd på 50 meter in från brynet för att vidmakthålla ett fungerande mikroklimat. Detta innebär att fristående hänsynsytor för många arter (kärlväxter, lavar och mossor) kan behöva ha en area överstigande 0,8 hektar (cirkelyta med radien 50 meter = 0,78 hektar) för att bibehålla lokalklimatet. Även ganska små förändringar i form av förändrade ljus- och fuktighetsförhållanden, till exempel till följd av gallring, kan leda till att arten försvinner till följd av konkurrens med mera ljuskrävande och snabbväxande arter (Skogsstyrelsen, 2022).</w:t>
+      </w:r>
+    </w:p>
+    <w:p>
+      <w:r>
+        <w:t>Vid tillämpning av försiktighetsprincipen enligt 2 kap. 3 § miljöbalken bör sålunda 100–150 meters skyddszon lämnas runt knärotens växtplatser.</w:t>
+      </w:r>
+    </w:p>
+    <w:p>
+      <w:pPr>
+        <w:pStyle w:val="Heading2"/>
+      </w:pPr>
+      <w:r>
+        <w:t>Referenser – knärot</w:t>
+      </w:r>
+    </w:p>
+    <w:p>
+      <w:r>
+        <w:t xml:space="preserve">de Graaf M &amp; Roberts M.R., 2009. </w:t>
+      </w:r>
+      <w:r>
+        <w:rPr>
+          <w:i/>
+        </w:rPr>
+        <w:t xml:space="preserve">Short-term response of the herbaceous layer within leave patches after harvest. </w:t>
+      </w:r>
+      <w:r>
+        <w:t>Forest Ecology and Management 257, 1014–1025.</w:t>
+      </w:r>
+    </w:p>
+    <w:p>
+      <w:r>
+        <w:t xml:space="preserve">Halpern, C. B., Halaj, J., Evans, S. A., &amp; Dovciak, M., 2012. </w:t>
+      </w:r>
+      <w:r>
+        <w:rPr>
+          <w:i/>
+        </w:rPr>
+        <w:t xml:space="preserve">Level and pattern of overstory retention interact to shape long-term responses of understories to timber harvest. </w:t>
+      </w:r>
+      <w:r>
+        <w:t>Ecological Applications, 22, 2049–2064.</w:t>
+      </w:r>
+    </w:p>
+    <w:p>
+      <w:r>
+        <w:t>Johansson, V., Jansson, M. och Bergman, K-O</w:t>
+      </w:r>
+      <w:r>
+        <w:rPr>
+          <w:i/>
+        </w:rPr>
+        <w:t>.</w:t>
+      </w:r>
+      <w:r>
+        <w:t>, 2026.</w:t>
+      </w:r>
+      <w:r>
+        <w:rPr>
+          <w:i/>
+        </w:rPr>
+        <w:t xml:space="preserve"> A 30-year population decline of a threatened forest orchid associated with old growth forests</w:t>
+      </w:r>
+      <w:r>
+        <w:t>. Department of Physics, Chemistry and Biology (IFM), Linköping University.</w:t>
+      </w:r>
+    </w:p>
+    <w:p>
+      <w:r>
+        <w:t xml:space="preserve">Johnson, S., 2014. </w:t>
+      </w:r>
+      <w:r>
+        <w:rPr>
+          <w:i/>
+        </w:rPr>
+        <w:t>Retention Forestry as a Conservation Measure for Boreal Forest Ground Vegetation</w:t>
+      </w:r>
+      <w:r>
+        <w:t>. Doktorsavhandling, SLU, Uppsala.</w:t>
+      </w:r>
+    </w:p>
+    <w:p>
+      <w:r>
+        <w:t xml:space="preserve">Koelmeijer, I. A., Ehrlén, J., Jönsson, M., De Frenne, P., Berg, P., Andersson, J., Weibull, H. &amp; Hylander, N. 2022. </w:t>
+      </w:r>
+      <w:r>
+        <w:rPr>
+          <w:i/>
+        </w:rPr>
+        <w:t xml:space="preserve">Interactive effects of drought and edge exposure on old-growth forest understory species. </w:t>
+      </w:r>
+      <w:r>
+        <w:t>Landscape Ecology, 37, sid 1839–1853.</w:t>
+      </w:r>
+    </w:p>
+    <w:p>
+      <w:r>
+        <w:t xml:space="preserve">Rudolphi, J., Jönsson, M. T., &amp; Gustafsson, L., 2014. </w:t>
+      </w:r>
+      <w:r>
+        <w:rPr>
+          <w:i/>
+        </w:rPr>
+        <w:t xml:space="preserve">Biological legacies buffer local species extinction after logging. </w:t>
+      </w:r>
+      <w:r>
+        <w:t>Journal of Applied Ecology. 51, 53–62.</w:t>
+      </w:r>
+    </w:p>
+    <w:p>
+      <w:r>
+        <w:t xml:space="preserve">Sebestyén, L. och Sundberg, S. 2025.  </w:t>
+      </w:r>
+      <w:r>
+        <w:rPr>
+          <w:i/>
+        </w:rPr>
+        <w:t>Påverkan på knärotslokaler från hyggen i närheten.</w:t>
+      </w:r>
+      <w:r>
+        <w:t xml:space="preserve"> DAPHNE 36:1 2025. Botaniska Sällskapet i Stockholm.</w:t>
+      </w:r>
+    </w:p>
+    <w:p>
+      <w:r>
+        <w:t xml:space="preserve">Skogsstyrelsen, 2022. </w:t>
+      </w:r>
+      <w:r>
+        <w:rPr>
+          <w:i/>
+        </w:rPr>
+        <w:t xml:space="preserve">Vägledning för hänsyn till knärot. </w:t>
+      </w:r>
+      <w:r>
+        <w:t>https://www.skogsstyrelsen.se/lag-och-tillsyn/artskydd/vagledningar-och-kunskapsstod-artskydd/vagledning-for-hansyn-till-knarot/.</w:t>
+      </w:r>
+    </w:p>
+    <w:p>
+      <w:r>
+        <w:t xml:space="preserve">SLU Artdatabanken, 2024. </w:t>
+      </w:r>
+      <w:r>
+        <w:rPr>
+          <w:i/>
+        </w:rPr>
+        <w:t xml:space="preserve">Artfaktablad. Naturvård – artfakta. </w:t>
+      </w:r>
+      <w:r>
+        <w:t>SLU Artdatabanken, Uppsala.</w:t>
+      </w:r>
+    </w:p>
+    <w:p>
+      <w:pPr>
+        <w:pStyle w:val="Heading1"/>
+      </w:pPr>
+      <w:r>
+        <w:t>Kungsörn – ekologi samt krav på livsmiljön</w:t>
+      </w:r>
+    </w:p>
+    <w:p>
+      <w:r>
+        <w:t>Kungsörn är rödlistad som nära hotad (NT) och fridlyst enligt 4§ Artskyddsförordningen samt upptagen i bilaga 1 EU:s fågeldirektiv. Kungsörnen häckar i skogs- och fjällområden där den bygger stora risbon i grova träd eller på klipphyllor. Risboet är ca 1,5 m i diameter och i extremfall upp till 5 m högt, vanligtvis beläget i en kraftig tall eller i ett klippstup, ofta med utsikt över terrängen. Varje par har ofta flera alternativa boplatser inom sitt revir och dessa kan ligga åtskilliga kilometer från varandra (upp till 6,5 km konstaterat i Norge). Bon i träd placeras oftast på 2/3 höjd, mera sällan i eller nära toppen (SLU Artdatabanken, 2024).</w:t>
+      </w:r>
+    </w:p>
+    <w:p>
+      <w:r>
+        <w:t>I marker med medelgod bytestillgång är avståndet mellan etablerade par under naturliga förhållanden i genomsnitt cirka 10 km. I områden med gott om byten, som t.ex. i Skåne och Gotland men lokalt även i Norrland, kan avstånden vara betydligt kortare. Till exempel på Gotland har samtidiga häckningar skett i bon belägna endast lite drygt tre kilometer från varandra. I fattiga norrlandsskogar är medelavståndet mellan paren drygt 15 km. (SLU Artdatabanken, 2024).</w:t>
+      </w:r>
+    </w:p>
+    <w:p>
+      <w:r>
+        <w:t>Boträd får inte avverkas och skyddande skog bör vid avverkning alltid sparas runt örnbon, även runt s.k. alternativbon. Som utgångspunkt vid bedömning av hur mycket skog som skall lämnas runt boträdet bör 200 meters radie gälla. Under häckningsperioden (1 januari till 31 augusti) är kungsörnen störningskänslig och inga skogsbruksåtgärder eller annan störande berksamhet får förekomma närmare än 500 m från boet under den tiden. Arealen på det sparade skogspartiet kan uppgå till åtskilliga tiotals hektar beroende på t.ex. topografi, vindexponering och insyn. Det är även värdefullt om sammanhängande skog kan lämnas i någon riktning. Avverkning av gammelskog i bergsbranter och annan svår terräng måste undvikas (SLU Artdatabanken, 2024; Skogsstyrelsen, 2016).</w:t>
+      </w:r>
+    </w:p>
+    <w:p>
+      <w:r>
+        <w:t>Kungsörnen har på lång sikt en något osäker framtid på grund av den genomhuggning och kalavverkning av äldre, urskogsartade bestånd som fortfarande sker långt upp mot fjällområdena. Därvid kan brist på lämpliga boträd uppstå, likaså försämrad bytestillgång. Boträden, tallar i minst 95 % av fallen, bör vara kraftiga och i Norrland helst minst 200 år gamla. Medelåldern på 97 friska träd var 311 år vid en studie i Norrland 1975–1980. På Gotland har medelåldern på boträden konstaterats vara 145 år. Den gammelskog som i dagens läge finns kvar i Norrland hittas framför allt i svåravverkade, branta sluttningar i anslutning till berg, på blockrika berg, i eller i anslutning till raviner och sprickdalar eller på myrholmar. Eftersom ungefär halva den svenska kungsörnsstammen är beroende av lämpliga boträd skulle en mer omfattande avverkning i ovan nämnda terrängtyper troligen vara starkt negativ för artens fortbestånd. (SLU Artdatabanken, 2024).</w:t>
+      </w:r>
+    </w:p>
+    <w:p>
+      <w:pPr>
+        <w:pStyle w:val="Heading2"/>
+      </w:pPr>
+      <w:r>
+        <w:t>Referenser – kungsörn</w:t>
+      </w:r>
+    </w:p>
+    <w:p>
+      <w:r>
+        <w:t xml:space="preserve">Skogsstyrelsen, 2016. </w:t>
+      </w:r>
+      <w:r>
+        <w:rPr>
+          <w:i/>
+        </w:rPr>
+        <w:t xml:space="preserve">Vägledning för hänsyn till kungsörn. </w:t>
+      </w:r>
+      <w:r>
+        <w:t>Vägledningar och kunskapsstöd artskydd – Skogsstyrelsen</w:t>
+      </w:r>
+    </w:p>
+    <w:p>
+      <w:r>
+        <w:t xml:space="preserve">SLU Artdatabanken, 2024. </w:t>
+      </w:r>
+      <w:r>
+        <w:rPr>
+          <w:i/>
+        </w:rPr>
+        <w:t xml:space="preserve">Artfaktablad. Naturvård – artfakta. </w:t>
+      </w:r>
+      <w:r>
+        <w:t>SLU Artdatabanken, Uppsala</w:t>
       </w:r>
     </w:p>
     <w:p>
@@ -1035,7 +1780,7 @@
     <w:r>
       <w:tab/>
       <w:tab/>
-      <w:t>2026-10-27</w:t>
+      <w:t>2026-10-28</w:t>
       <w:br/>
       <w:br/>
     </w:r>

--- a/klagomål/A 41001-2026 FSC-klagomål.docx
+++ b/klagomål/A 41001-2026 FSC-klagomål.docx
@@ -1780,7 +1780,7 @@
     <w:r>
       <w:tab/>
       <w:tab/>
-      <w:t>2026-10-28</w:t>
+      <w:t>2026-10-29</w:t>
       <w:br/>
       <w:br/>
     </w:r>

--- a/klagomål/A 41001-2026 FSC-klagomål.docx
+++ b/klagomål/A 41001-2026 FSC-klagomål.docx
@@ -1780,7 +1780,7 @@
     <w:r>
       <w:tab/>
       <w:tab/>
-      <w:t>2026-10-29</w:t>
+      <w:t>2026-10-31</w:t>
       <w:br/>
       <w:br/>
     </w:r>
